--- a/assets/Bergin S Russel CV.docx
+++ b/assets/Bergin S Russel CV.docx
@@ -1,6 +1,6 @@
 
 <file path=word/document.xml><?xml version="1.0" encoding="utf-8"?>
-<w:document xmlns:wpc="http://schemas.microsoft.com/office/word/2010/wordprocessingCanvas" xmlns:cx="http://schemas.microsoft.com/office/drawing/2014/chartex" xmlns:cx1="http://schemas.microsoft.com/office/drawing/2015/9/8/chartex" xmlns:cx2="http://schemas.microsoft.com/office/drawing/2015/10/21/chartex" xmlns:cx3="http://schemas.microsoft.com/office/drawing/2016/5/9/chartex" xmlns:cx4="http://schemas.microsoft.com/office/drawing/2016/5/10/chartex" xmlns:cx5="http://schemas.microsoft.com/office/drawing/2016/5/11/chartex" xmlns:cx6="http://schemas.microsoft.com/office/drawing/2016/5/12/chartex" xmlns:cx7="http://schemas.microsoft.com/office/drawing/2016/5/13/chartex" xmlns:cx8="http://schemas.microsoft.com/office/drawing/2016/5/14/chartex" xmlns:mc="http://schemas.openxmlformats.org/markup-compatibility/2006" xmlns:aink="http://schemas.microsoft.com/office/drawing/2016/ink" xmlns:am3d="http://schemas.microsoft.com/office/drawing/2017/model3d" xmlns:o="urn:schemas-microsoft-com:office:office" xmlns:r="http://schemas.openxmlformats.org/officeDocument/2006/relationships" xmlns:m="http://schemas.openxmlformats.org/officeDocument/2006/math" xmlns:v="urn:schemas-microsoft-com:vml" xmlns:wp14="http://schemas.microsoft.com/office/word/2010/wordprocessingDrawing" xmlns:wp="http://schemas.openxmlformats.org/drawingml/2006/wordprocessingDrawing" xmlns:w10="urn:schemas-microsoft-com:office:word" xmlns:w="http://schemas.openxmlformats.org/wordprocessingml/2006/main" xmlns:w14="http://schemas.microsoft.com/office/word/2010/wordml" xmlns:w15="http://schemas.microsoft.com/office/word/2012/wordml" xmlns:w16cex="http://schemas.microsoft.com/office/word/2018/wordml/cex" xmlns:w16cid="http://schemas.microsoft.com/office/word/2016/wordml/cid" xmlns:w16="http://schemas.microsoft.com/office/word/2018/wordml" xmlns:w16sdtdh="http://schemas.microsoft.com/office/word/2020/wordml/sdtdatahash" xmlns:w16se="http://schemas.microsoft.com/office/word/2015/wordml/symex" xmlns:wpg="http://schemas.microsoft.com/office/word/2010/wordprocessingGroup" xmlns:wpi="http://schemas.microsoft.com/office/word/2010/wordprocessingInk" xmlns:wne="http://schemas.microsoft.com/office/word/2006/wordml" xmlns:wps="http://schemas.microsoft.com/office/word/2010/wordprocessingShape" mc:Ignorable="w14 w15 w16se w16cid w16 w16cex w16sdtdh wp14">
+<w:document xmlns:wpc="http://schemas.microsoft.com/office/word/2010/wordprocessingCanvas" xmlns:cx="http://schemas.microsoft.com/office/drawing/2014/chartex" xmlns:cx1="http://schemas.microsoft.com/office/drawing/2015/9/8/chartex" xmlns:cx2="http://schemas.microsoft.com/office/drawing/2015/10/21/chartex" xmlns:cx3="http://schemas.microsoft.com/office/drawing/2016/5/9/chartex" xmlns:cx4="http://schemas.microsoft.com/office/drawing/2016/5/10/chartex" xmlns:cx5="http://schemas.microsoft.com/office/drawing/2016/5/11/chartex" xmlns:cx6="http://schemas.microsoft.com/office/drawing/2016/5/12/chartex" xmlns:cx7="http://schemas.microsoft.com/office/drawing/2016/5/13/chartex" xmlns:cx8="http://schemas.microsoft.com/office/drawing/2016/5/14/chartex" xmlns:mc="http://schemas.openxmlformats.org/markup-compatibility/2006" xmlns:aink="http://schemas.microsoft.com/office/drawing/2016/ink" xmlns:am3d="http://schemas.microsoft.com/office/drawing/2017/model3d" xmlns:o="urn:schemas-microsoft-com:office:office" xmlns:r="http://schemas.openxmlformats.org/officeDocument/2006/relationships" xmlns:m="http://schemas.openxmlformats.org/officeDocument/2006/math" xmlns:v="urn:schemas-microsoft-com:vml" xmlns:wp14="http://schemas.microsoft.com/office/word/2010/wordprocessingDrawing" xmlns:wp="http://schemas.openxmlformats.org/drawingml/2006/wordprocessingDrawing" xmlns:w10="urn:schemas-microsoft-com:office:word" xmlns:w="http://schemas.openxmlformats.org/wordprocessingml/2006/main" xmlns:w14="http://schemas.microsoft.com/office/word/2010/wordml" xmlns:w15="http://schemas.microsoft.com/office/word/2012/wordml" xmlns:w16cex="http://schemas.microsoft.com/office/word/2018/wordml/cex" xmlns:w16cid="http://schemas.microsoft.com/office/word/2016/wordml/cid" xmlns:w16="http://schemas.microsoft.com/office/word/2018/wordml" xmlns:w16se="http://schemas.microsoft.com/office/word/2015/wordml/symex" xmlns:wpg="http://schemas.microsoft.com/office/word/2010/wordprocessingGroup" xmlns:wpi="http://schemas.microsoft.com/office/word/2010/wordprocessingInk" xmlns:wne="http://schemas.microsoft.com/office/word/2006/wordml" xmlns:wps="http://schemas.microsoft.com/office/word/2010/wordprocessingShape" mc:Ignorable="w14 w15 w16se w16cid w16 w16cex wp14">
   <w:body>
     <w:p>
       <w:pPr>
@@ -5730,6 +5730,140 @@
           <w:sz w:val="24"/>
           <w:szCs w:val="24"/>
         </w:rPr>
+        <w:lastRenderedPageBreak/>
+        <w:t>Coordinator, Inauguration of “Startup Mahotsav” organised as part of Celebration of 75 years of Indian independence Amrut Mahotsav by Department of Biotechnology, Government of India on 29.06.2021</w:t>
+      </w:r>
+    </w:p>
+    <w:p>
+      <w:pPr>
+        <w:pStyle w:val="ListParagraph"/>
+        <w:numPr>
+          <w:ilvl w:val="0"/>
+          <w:numId w:val="5"/>
+        </w:numPr>
+        <w:jc w:val="both"/>
+        <w:rPr>
+          <w:bCs/>
+          <w:sz w:val="24"/>
+          <w:szCs w:val="24"/>
+        </w:rPr>
+      </w:pPr>
+      <w:r>
+        <w:rPr>
+          <w:bCs/>
+          <w:sz w:val="24"/>
+          <w:szCs w:val="24"/>
+        </w:rPr>
+        <w:t xml:space="preserve">Coordinator, </w:t>
+      </w:r>
+      <w:r>
+        <w:rPr>
+          <w:bCs/>
+          <w:sz w:val="24"/>
+          <w:szCs w:val="24"/>
+        </w:rPr>
+        <w:t>Ignitor</w:t>
+      </w:r>
+      <w:r>
+        <w:rPr>
+          <w:bCs/>
+          <w:sz w:val="24"/>
+          <w:szCs w:val="24"/>
+        </w:rPr>
+        <w:t xml:space="preserve"> of “Startup Mahotsav”</w:t>
+      </w:r>
+      <w:r>
+        <w:rPr>
+          <w:bCs/>
+          <w:sz w:val="24"/>
+          <w:szCs w:val="24"/>
+        </w:rPr>
+        <w:t xml:space="preserve">, Technology Demonstration of Electricity generation from Cocoa shell implemented in Congo by SRH University of Applied Sciences Berlin on </w:t>
+      </w:r>
+      <w:r>
+        <w:rPr>
+          <w:bCs/>
+          <w:sz w:val="24"/>
+          <w:szCs w:val="24"/>
+        </w:rPr>
+        <w:t>29.06.2021</w:t>
+      </w:r>
+    </w:p>
+    <w:p>
+      <w:pPr>
+        <w:pStyle w:val="ListParagraph"/>
+        <w:numPr>
+          <w:ilvl w:val="0"/>
+          <w:numId w:val="5"/>
+        </w:numPr>
+        <w:jc w:val="both"/>
+        <w:rPr>
+          <w:bCs/>
+          <w:sz w:val="24"/>
+          <w:szCs w:val="24"/>
+        </w:rPr>
+      </w:pPr>
+      <w:r>
+        <w:rPr>
+          <w:bCs/>
+          <w:sz w:val="24"/>
+          <w:szCs w:val="24"/>
+        </w:rPr>
+        <w:t xml:space="preserve">Coordinator, </w:t>
+      </w:r>
+      <w:r>
+        <w:rPr>
+          <w:bCs/>
+          <w:sz w:val="24"/>
+          <w:szCs w:val="24"/>
+        </w:rPr>
+        <w:t>Ignitor</w:t>
+      </w:r>
+      <w:r>
+        <w:rPr>
+          <w:bCs/>
+          <w:sz w:val="24"/>
+          <w:szCs w:val="24"/>
+        </w:rPr>
+        <w:t xml:space="preserve"> of “Startup Mahotsav”</w:t>
+      </w:r>
+      <w:r>
+        <w:rPr>
+          <w:bCs/>
+          <w:sz w:val="24"/>
+          <w:szCs w:val="24"/>
+        </w:rPr>
+        <w:t xml:space="preserve">, Technology Demonstration of Electricity generation from Cocoa shell implemented in Congo by SRH University of Applied Sciences Berlin on </w:t>
+      </w:r>
+      <w:r>
+        <w:rPr>
+          <w:bCs/>
+          <w:sz w:val="24"/>
+          <w:szCs w:val="24"/>
+        </w:rPr>
+        <w:t>29.06.2021</w:t>
+      </w:r>
+    </w:p>
+    <w:p>
+      <w:pPr>
+        <w:pStyle w:val="ListParagraph"/>
+        <w:numPr>
+          <w:ilvl w:val="0"/>
+          <w:numId w:val="5"/>
+        </w:numPr>
+        <w:jc w:val="both"/>
+        <w:rPr>
+          <w:bCs/>
+          <w:sz w:val="24"/>
+          <w:szCs w:val="24"/>
+        </w:rPr>
+      </w:pPr>
+      <w:r>
+        <w:rPr>
+          <w:bCs/>
+          <w:sz w:val="24"/>
+          <w:szCs w:val="24"/>
+        </w:rPr>
         <w:t>Coordinator KSCSTE Sponsored Science Ride in Automobile Programme 2018</w:t>
       </w:r>
     </w:p>
@@ -5784,80 +5918,421 @@
           <w:sz w:val="24"/>
           <w:szCs w:val="24"/>
         </w:rPr>
+        <w:t xml:space="preserve">Organised </w:t>
+      </w:r>
+      <w:r>
+        <w:rPr>
+          <w:bCs/>
+          <w:sz w:val="24"/>
+          <w:szCs w:val="24"/>
+        </w:rPr>
+        <w:t>an International Interactive session on</w:t>
+      </w:r>
+      <w:r>
+        <w:rPr>
+          <w:bCs/>
+          <w:sz w:val="24"/>
+          <w:szCs w:val="24"/>
+        </w:rPr>
+        <w:t xml:space="preserve"> the topic "Entrepreneurship in Germany and Opportunities for foreign Nationals"</w:t>
+      </w:r>
+      <w:r>
+        <w:rPr>
+          <w:bCs/>
+          <w:sz w:val="24"/>
+          <w:szCs w:val="24"/>
+        </w:rPr>
+        <w:t xml:space="preserve"> and the </w:t>
+      </w:r>
+      <w:r>
+        <w:rPr>
+          <w:bCs/>
+          <w:sz w:val="24"/>
+          <w:szCs w:val="24"/>
+        </w:rPr>
+        <w:t>Speaker</w:t>
+      </w:r>
+      <w:r>
+        <w:rPr>
+          <w:bCs/>
+          <w:sz w:val="24"/>
+          <w:szCs w:val="24"/>
+        </w:rPr>
+        <w:t xml:space="preserve"> was Ms. </w:t>
+      </w:r>
+      <w:r>
+        <w:rPr>
+          <w:bCs/>
+          <w:sz w:val="24"/>
+          <w:szCs w:val="24"/>
+        </w:rPr>
+        <w:t>M. A. Sigrid Peuker</w:t>
+      </w:r>
+      <w:r>
+        <w:rPr>
+          <w:bCs/>
+          <w:sz w:val="24"/>
+          <w:szCs w:val="24"/>
+        </w:rPr>
+        <w:t xml:space="preserve">, </w:t>
+      </w:r>
+      <w:r>
+        <w:rPr>
+          <w:bCs/>
+          <w:sz w:val="24"/>
+          <w:szCs w:val="24"/>
+        </w:rPr>
+        <w:t>Head of SRH Start-up Lab Berlin</w:t>
+      </w:r>
+      <w:r>
+        <w:rPr>
+          <w:bCs/>
+          <w:sz w:val="24"/>
+          <w:szCs w:val="24"/>
+        </w:rPr>
+        <w:t xml:space="preserve"> on 19 April 2021.</w:t>
+      </w:r>
+    </w:p>
+    <w:p>
+      <w:pPr>
+        <w:pStyle w:val="ListParagraph"/>
+        <w:numPr>
+          <w:ilvl w:val="0"/>
+          <w:numId w:val="5"/>
+        </w:numPr>
+        <w:jc w:val="both"/>
+        <w:rPr>
+          <w:bCs/>
+          <w:sz w:val="24"/>
+          <w:szCs w:val="24"/>
+        </w:rPr>
+      </w:pPr>
+      <w:r>
+        <w:rPr>
+          <w:bCs/>
+          <w:sz w:val="24"/>
+          <w:szCs w:val="24"/>
+        </w:rPr>
+        <w:t>Organized Roadshow for Global Bio India by Biotechnology Industry Research Assistance Council (BIRAC) Department of Biotechnology, Govt of India on 23 February 2021</w:t>
+      </w:r>
+    </w:p>
+    <w:p>
+      <w:pPr>
+        <w:pStyle w:val="ListParagraph"/>
+        <w:numPr>
+          <w:ilvl w:val="0"/>
+          <w:numId w:val="5"/>
+        </w:numPr>
+        <w:jc w:val="both"/>
+        <w:rPr>
+          <w:bCs/>
+          <w:sz w:val="24"/>
+          <w:szCs w:val="24"/>
+        </w:rPr>
+      </w:pPr>
+      <w:r>
+        <w:rPr>
+          <w:bCs/>
+          <w:sz w:val="24"/>
+          <w:szCs w:val="24"/>
+        </w:rPr>
+        <w:t xml:space="preserve">Coordinator “Signing of MOU between SRH Berlin </w:t>
+      </w:r>
+      <w:r>
+        <w:rPr>
+          <w:bCs/>
+          <w:sz w:val="24"/>
+          <w:szCs w:val="24"/>
+        </w:rPr>
+        <w:t>College of Applied Sciences”, Berlin, Germany and Amal Jyothi College of Engineering, Kanjirappally for faculty and student exchange</w:t>
+      </w:r>
+    </w:p>
+    <w:p>
+      <w:pPr>
+        <w:pStyle w:val="ListParagraph"/>
+        <w:numPr>
+          <w:ilvl w:val="0"/>
+          <w:numId w:val="5"/>
+        </w:numPr>
+        <w:jc w:val="both"/>
+        <w:rPr>
+          <w:bCs/>
+          <w:sz w:val="24"/>
+          <w:szCs w:val="24"/>
+        </w:rPr>
+      </w:pPr>
+      <w:r>
+        <w:rPr>
+          <w:bCs/>
+          <w:sz w:val="24"/>
+          <w:szCs w:val="24"/>
+        </w:rPr>
+        <w:t>Coordinator “Innovate for Industry 2020”, College Level Project Competition, organized by IEDC, Amal Jyothi College of Engineering</w:t>
+      </w:r>
+    </w:p>
+    <w:p>
+      <w:pPr>
+        <w:pStyle w:val="ListParagraph"/>
+        <w:numPr>
+          <w:ilvl w:val="0"/>
+          <w:numId w:val="5"/>
+        </w:numPr>
+        <w:jc w:val="both"/>
+        <w:rPr>
+          <w:bCs/>
+          <w:sz w:val="24"/>
+          <w:szCs w:val="24"/>
+        </w:rPr>
+      </w:pPr>
+      <w:r>
+        <w:rPr>
+          <w:bCs/>
+          <w:sz w:val="24"/>
+          <w:szCs w:val="24"/>
+        </w:rPr>
+        <w:t xml:space="preserve">Coordinator “Innovate from Home 2020”, College Level Project Competition, organized by IEDC, Amal Jyothi College of Engineering. </w:t>
+      </w:r>
+    </w:p>
+    <w:p>
+      <w:pPr>
+        <w:pStyle w:val="ListParagraph"/>
+        <w:numPr>
+          <w:ilvl w:val="0"/>
+          <w:numId w:val="5"/>
+        </w:numPr>
+        <w:jc w:val="both"/>
+        <w:rPr>
+          <w:bCs/>
+          <w:sz w:val="24"/>
+          <w:szCs w:val="24"/>
+        </w:rPr>
+      </w:pPr>
+      <w:r>
+        <w:rPr>
+          <w:bCs/>
+          <w:sz w:val="24"/>
+          <w:szCs w:val="24"/>
+        </w:rPr>
+        <w:t xml:space="preserve">Joint </w:t>
+      </w:r>
+      <w:r>
+        <w:rPr>
+          <w:bCs/>
+          <w:sz w:val="24"/>
+          <w:szCs w:val="24"/>
+        </w:rPr>
+        <w:t xml:space="preserve">Coordinator “Yuva Mastermind Mind 20”, State Level Project Competition by Malayala Manorama Daily and IBS Software Services, 2020. </w:t>
+      </w:r>
+    </w:p>
+    <w:p>
+      <w:pPr>
+        <w:pStyle w:val="ListParagraph"/>
+        <w:numPr>
+          <w:ilvl w:val="0"/>
+          <w:numId w:val="5"/>
+        </w:numPr>
+        <w:jc w:val="both"/>
+        <w:rPr>
+          <w:bCs/>
+          <w:sz w:val="24"/>
+          <w:szCs w:val="24"/>
+        </w:rPr>
+      </w:pPr>
+      <w:r>
+        <w:rPr>
+          <w:bCs/>
+          <w:sz w:val="24"/>
+          <w:szCs w:val="24"/>
+        </w:rPr>
+        <w:t xml:space="preserve">Joint </w:t>
+      </w:r>
+      <w:r>
+        <w:rPr>
+          <w:bCs/>
+          <w:sz w:val="24"/>
+          <w:szCs w:val="24"/>
+        </w:rPr>
+        <w:t>Coordinator of “Two-week faculty development Programme on Entrepreneurship” on 9th to 21st December 2019 at Amal Jyothi College of Engineering, Kanjirapally, Sponsored by National Science &amp; Technology Entrepreneurship Development Board (NSTE</w:t>
+      </w:r>
+      <w:r>
+        <w:rPr>
+          <w:bCs/>
+          <w:sz w:val="24"/>
+          <w:szCs w:val="24"/>
+        </w:rPr>
+        <w:t>D</w:t>
+      </w:r>
+      <w:r>
+        <w:rPr>
+          <w:bCs/>
+          <w:sz w:val="24"/>
+          <w:szCs w:val="24"/>
+        </w:rPr>
+        <w:t xml:space="preserve">B), Govt. of India, New Delhi, though, (EDII), Ahmedabad. </w:t>
+      </w:r>
+    </w:p>
+    <w:p>
+      <w:pPr>
+        <w:pStyle w:val="ListParagraph"/>
+        <w:numPr>
+          <w:ilvl w:val="0"/>
+          <w:numId w:val="5"/>
+        </w:numPr>
+        <w:jc w:val="both"/>
+        <w:rPr>
+          <w:bCs/>
+          <w:sz w:val="24"/>
+          <w:szCs w:val="24"/>
+        </w:rPr>
+      </w:pPr>
+      <w:r>
+        <w:rPr>
+          <w:bCs/>
+          <w:sz w:val="24"/>
+          <w:szCs w:val="24"/>
+        </w:rPr>
+        <w:t xml:space="preserve">Joint Coordinator 13th ISBA conference in association with Kerala Startup Mission (KSUM) and Department of Science &amp; Technology (DST), Govt. of India on 18th and 19th July 2019 at Amal Jyothi College of Engineering, Kanjirapally. </w:t>
+      </w:r>
+    </w:p>
+    <w:p>
+      <w:pPr>
+        <w:pStyle w:val="ListParagraph"/>
+        <w:numPr>
+          <w:ilvl w:val="0"/>
+          <w:numId w:val="5"/>
+        </w:numPr>
+        <w:jc w:val="both"/>
+        <w:rPr>
+          <w:bCs/>
+          <w:sz w:val="24"/>
+          <w:szCs w:val="24"/>
+        </w:rPr>
+      </w:pPr>
+      <w:r>
+        <w:rPr>
+          <w:bCs/>
+          <w:sz w:val="24"/>
+          <w:szCs w:val="24"/>
+        </w:rPr>
+        <w:t xml:space="preserve">Joint </w:t>
+      </w:r>
+      <w:r>
+        <w:rPr>
+          <w:bCs/>
+          <w:sz w:val="24"/>
+          <w:szCs w:val="24"/>
+        </w:rPr>
+        <w:t xml:space="preserve">Coordinator of Two-day workshop on "Effective Presentation Skills and Idea Pitching" organized by Kerala Startup Mission in association with ICT Academy of Kerala on 24th &amp; 25th April 2019 at Amal Jyothi College of Engineering, Kanjirapally. </w:t>
+      </w:r>
+    </w:p>
+    <w:p>
+      <w:pPr>
+        <w:pStyle w:val="ListParagraph"/>
+        <w:numPr>
+          <w:ilvl w:val="0"/>
+          <w:numId w:val="5"/>
+        </w:numPr>
+        <w:jc w:val="both"/>
+        <w:rPr>
+          <w:bCs/>
+          <w:sz w:val="24"/>
+          <w:szCs w:val="24"/>
+        </w:rPr>
+      </w:pPr>
+      <w:r>
+        <w:rPr>
+          <w:bCs/>
+          <w:sz w:val="24"/>
+          <w:szCs w:val="24"/>
+        </w:rPr>
+        <w:t xml:space="preserve">Joint </w:t>
+      </w:r>
+      <w:r>
+        <w:rPr>
+          <w:bCs/>
+          <w:sz w:val="24"/>
+          <w:szCs w:val="24"/>
+        </w:rPr>
+        <w:t xml:space="preserve">Coordinator “Yuva Mastermind Mind 19”, State Level Project Competition by Malayala Manorama Daily and IBS Software Services, 2019. </w:t>
+      </w:r>
+    </w:p>
+    <w:p>
+      <w:pPr>
+        <w:pStyle w:val="ListParagraph"/>
+        <w:numPr>
+          <w:ilvl w:val="0"/>
+          <w:numId w:val="5"/>
+        </w:numPr>
+        <w:jc w:val="both"/>
+        <w:rPr>
+          <w:bCs/>
+          <w:sz w:val="24"/>
+          <w:szCs w:val="24"/>
+        </w:rPr>
+      </w:pPr>
+      <w:r>
+        <w:rPr>
+          <w:bCs/>
+          <w:sz w:val="24"/>
+          <w:szCs w:val="24"/>
+        </w:rPr>
+        <w:t xml:space="preserve">Coordinator of “Two-week faculty development Programme on Entrepreneurship” on 03rd to 16th January 2019 at Amal Jyothi College of Engineering, Kanjirappally, Sponsored by National Science &amp; Technology Entrepreneurship Development </w:t>
+      </w:r>
+      <w:r>
+        <w:rPr>
+          <w:bCs/>
+          <w:sz w:val="24"/>
+          <w:szCs w:val="24"/>
+        </w:rPr>
+        <w:t>Board (</w:t>
+      </w:r>
+      <w:r>
+        <w:rPr>
+          <w:bCs/>
+          <w:sz w:val="24"/>
+          <w:szCs w:val="24"/>
+        </w:rPr>
+        <w:t>NSTE</w:t>
+      </w:r>
+      <w:r>
+        <w:rPr>
+          <w:bCs/>
+          <w:sz w:val="24"/>
+          <w:szCs w:val="24"/>
+        </w:rPr>
+        <w:t>D</w:t>
+      </w:r>
+      <w:r>
+        <w:rPr>
+          <w:bCs/>
+          <w:sz w:val="24"/>
+          <w:szCs w:val="24"/>
+        </w:rPr>
+        <w:t xml:space="preserve">B), Govt. of India, New Delhi, though, (EDII), Ahmedabad. </w:t>
+      </w:r>
+    </w:p>
+    <w:p>
+      <w:pPr>
+        <w:pStyle w:val="ListParagraph"/>
+        <w:numPr>
+          <w:ilvl w:val="0"/>
+          <w:numId w:val="5"/>
+        </w:numPr>
+        <w:jc w:val="both"/>
+        <w:rPr>
+          <w:bCs/>
+          <w:sz w:val="24"/>
+          <w:szCs w:val="24"/>
+        </w:rPr>
+      </w:pPr>
+      <w:r>
+        <w:rPr>
+          <w:bCs/>
+          <w:sz w:val="24"/>
+          <w:szCs w:val="24"/>
+        </w:rPr>
         <w:lastRenderedPageBreak/>
-        <w:t xml:space="preserve">Organised </w:t>
-      </w:r>
-      <w:r>
-        <w:rPr>
-          <w:bCs/>
-          <w:sz w:val="24"/>
-          <w:szCs w:val="24"/>
-        </w:rPr>
-        <w:t>an International Interactive session on</w:t>
-      </w:r>
-      <w:r>
-        <w:rPr>
-          <w:bCs/>
-          <w:sz w:val="24"/>
-          <w:szCs w:val="24"/>
-        </w:rPr>
-        <w:t xml:space="preserve"> the topic "Entrepreneurship in Germany and Opportunities for foreign Nationals"</w:t>
-      </w:r>
-      <w:r>
-        <w:rPr>
-          <w:bCs/>
-          <w:sz w:val="24"/>
-          <w:szCs w:val="24"/>
-        </w:rPr>
-        <w:t xml:space="preserve"> and the </w:t>
-      </w:r>
-      <w:r>
-        <w:rPr>
-          <w:bCs/>
-          <w:sz w:val="24"/>
-          <w:szCs w:val="24"/>
-        </w:rPr>
-        <w:t>Speaker</w:t>
-      </w:r>
-      <w:r>
-        <w:rPr>
-          <w:bCs/>
-          <w:sz w:val="24"/>
-          <w:szCs w:val="24"/>
-        </w:rPr>
-        <w:t xml:space="preserve"> was Ms. </w:t>
-      </w:r>
-      <w:r>
-        <w:rPr>
-          <w:bCs/>
-          <w:sz w:val="24"/>
-          <w:szCs w:val="24"/>
-        </w:rPr>
-        <w:t>M. A. Sigrid Peuker</w:t>
-      </w:r>
-      <w:r>
-        <w:rPr>
-          <w:bCs/>
-          <w:sz w:val="24"/>
-          <w:szCs w:val="24"/>
-        </w:rPr>
-        <w:t xml:space="preserve">, </w:t>
-      </w:r>
-      <w:r>
-        <w:rPr>
-          <w:bCs/>
-          <w:sz w:val="24"/>
-          <w:szCs w:val="24"/>
-        </w:rPr>
-        <w:t>Head of SRH Start-up Lab Berlin</w:t>
-      </w:r>
-      <w:r>
-        <w:rPr>
-          <w:bCs/>
-          <w:sz w:val="24"/>
-          <w:szCs w:val="24"/>
-        </w:rPr>
-        <w:t xml:space="preserve"> on 19 April 2021.</w:t>
+        <w:t>Joint Coordinator of IEDC Summit 2018 in association with Kerala Startup Mission (KSUM) on 3rd of November 2018” at Amal Jyothi College of Engineering, Kanjirappally.</w:t>
       </w:r>
     </w:p>
     <w:p>
@@ -5880,7 +6355,7 @@
           <w:sz w:val="24"/>
           <w:szCs w:val="24"/>
         </w:rPr>
-        <w:t>Organized Roadshow for Global Bio India by Biotechnology Industry Research Assistance Council (BIRAC) Department of Biotechnology, Govt of India on 23 February 2021</w:t>
+        <w:t xml:space="preserve">Joint Coordinator of Workshop on Intellectual Property Rights for IPR Coordinator in association with Patent Information Centre, Kerala State Council for Science, Technology &amp; Environment on 22nd &amp; 23rd of June 2018” at Amal Jyothi College of Engineering, Kanjirappally. </w:t>
       </w:r>
     </w:p>
     <w:p>
@@ -5903,15 +6378,15 @@
           <w:sz w:val="24"/>
           <w:szCs w:val="24"/>
         </w:rPr>
-        <w:t xml:space="preserve">Coordinator “Signing of MOU between SRH Berlin </w:t>
-      </w:r>
-      <w:r>
-        <w:rPr>
-          <w:bCs/>
-          <w:sz w:val="24"/>
-          <w:szCs w:val="24"/>
-        </w:rPr>
-        <w:t>College of Applied Sciences”, Berlin, Germany and Amal Jyothi College of Engineering, Kanjirappally for faculty and student exchange</w:t>
+        <w:t xml:space="preserve">Joint </w:t>
+      </w:r>
+      <w:r>
+        <w:rPr>
+          <w:bCs/>
+          <w:sz w:val="24"/>
+          <w:szCs w:val="24"/>
+        </w:rPr>
+        <w:t xml:space="preserve">Coordinator “Yuva Mastermind Mind 18”, State Level Project Competition by Malayala Manorama Daily and IBS Software Services, 2018. </w:t>
       </w:r>
     </w:p>
     <w:p>
@@ -5934,357 +6409,7 @@
           <w:sz w:val="24"/>
           <w:szCs w:val="24"/>
         </w:rPr>
-        <w:t>Coordinator “Innovate for Industry 2020”, College Level Project Competition, organized by IEDC, Amal Jyothi College of Engineering</w:t>
-      </w:r>
-    </w:p>
-    <w:p>
-      <w:pPr>
-        <w:pStyle w:val="ListParagraph"/>
-        <w:numPr>
-          <w:ilvl w:val="0"/>
-          <w:numId w:val="5"/>
-        </w:numPr>
-        <w:jc w:val="both"/>
-        <w:rPr>
-          <w:bCs/>
-          <w:sz w:val="24"/>
-          <w:szCs w:val="24"/>
-        </w:rPr>
-      </w:pPr>
-      <w:r>
-        <w:rPr>
-          <w:bCs/>
-          <w:sz w:val="24"/>
-          <w:szCs w:val="24"/>
-        </w:rPr>
-        <w:t xml:space="preserve">Coordinator “Innovate from Home 2020”, College Level Project Competition, organized by IEDC, Amal Jyothi College of Engineering. </w:t>
-      </w:r>
-    </w:p>
-    <w:p>
-      <w:pPr>
-        <w:pStyle w:val="ListParagraph"/>
-        <w:numPr>
-          <w:ilvl w:val="0"/>
-          <w:numId w:val="5"/>
-        </w:numPr>
-        <w:jc w:val="both"/>
-        <w:rPr>
-          <w:bCs/>
-          <w:sz w:val="24"/>
-          <w:szCs w:val="24"/>
-        </w:rPr>
-      </w:pPr>
-      <w:r>
-        <w:rPr>
-          <w:bCs/>
-          <w:sz w:val="24"/>
-          <w:szCs w:val="24"/>
-        </w:rPr>
-        <w:t xml:space="preserve">Joint </w:t>
-      </w:r>
-      <w:r>
-        <w:rPr>
-          <w:bCs/>
-          <w:sz w:val="24"/>
-          <w:szCs w:val="24"/>
-        </w:rPr>
-        <w:t xml:space="preserve">Coordinator “Yuva Mastermind Mind 20”, State Level Project Competition by Malayala Manorama Daily and IBS Software Services, 2020. </w:t>
-      </w:r>
-    </w:p>
-    <w:p>
-      <w:pPr>
-        <w:pStyle w:val="ListParagraph"/>
-        <w:numPr>
-          <w:ilvl w:val="0"/>
-          <w:numId w:val="5"/>
-        </w:numPr>
-        <w:jc w:val="both"/>
-        <w:rPr>
-          <w:bCs/>
-          <w:sz w:val="24"/>
-          <w:szCs w:val="24"/>
-        </w:rPr>
-      </w:pPr>
-      <w:r>
-        <w:rPr>
-          <w:bCs/>
-          <w:sz w:val="24"/>
-          <w:szCs w:val="24"/>
-        </w:rPr>
-        <w:t xml:space="preserve">Joint </w:t>
-      </w:r>
-      <w:r>
-        <w:rPr>
-          <w:bCs/>
-          <w:sz w:val="24"/>
-          <w:szCs w:val="24"/>
-        </w:rPr>
-        <w:t>Coordinator of “Two-week faculty development Programme on Entrepreneurship” on 9th to 21st December 2019 at Amal Jyothi College of Engineering, Kanjirapally, Sponsored by National Science &amp; Technology Entrepreneurship Development Board (NSTE</w:t>
-      </w:r>
-      <w:r>
-        <w:rPr>
-          <w:bCs/>
-          <w:sz w:val="24"/>
-          <w:szCs w:val="24"/>
-        </w:rPr>
-        <w:t>D</w:t>
-      </w:r>
-      <w:r>
-        <w:rPr>
-          <w:bCs/>
-          <w:sz w:val="24"/>
-          <w:szCs w:val="24"/>
-        </w:rPr>
-        <w:t xml:space="preserve">B), Govt. of India, New Delhi, though, (EDII), Ahmedabad. </w:t>
-      </w:r>
-    </w:p>
-    <w:p>
-      <w:pPr>
-        <w:pStyle w:val="ListParagraph"/>
-        <w:numPr>
-          <w:ilvl w:val="0"/>
-          <w:numId w:val="5"/>
-        </w:numPr>
-        <w:jc w:val="both"/>
-        <w:rPr>
-          <w:bCs/>
-          <w:sz w:val="24"/>
-          <w:szCs w:val="24"/>
-        </w:rPr>
-      </w:pPr>
-      <w:r>
-        <w:rPr>
-          <w:bCs/>
-          <w:sz w:val="24"/>
-          <w:szCs w:val="24"/>
-        </w:rPr>
-        <w:t xml:space="preserve">Joint Coordinator 13th ISBA conference in association with Kerala Startup Mission (KSUM) and Department of Science &amp; Technology (DST), Govt. of India on 18th and 19th July 2019 at Amal Jyothi College of Engineering, Kanjirapally. </w:t>
-      </w:r>
-    </w:p>
-    <w:p>
-      <w:pPr>
-        <w:pStyle w:val="ListParagraph"/>
-        <w:numPr>
-          <w:ilvl w:val="0"/>
-          <w:numId w:val="5"/>
-        </w:numPr>
-        <w:jc w:val="both"/>
-        <w:rPr>
-          <w:bCs/>
-          <w:sz w:val="24"/>
-          <w:szCs w:val="24"/>
-        </w:rPr>
-      </w:pPr>
-      <w:r>
-        <w:rPr>
-          <w:bCs/>
-          <w:sz w:val="24"/>
-          <w:szCs w:val="24"/>
-        </w:rPr>
-        <w:t xml:space="preserve">Joint </w:t>
-      </w:r>
-      <w:r>
-        <w:rPr>
-          <w:bCs/>
-          <w:sz w:val="24"/>
-          <w:szCs w:val="24"/>
-        </w:rPr>
-        <w:t xml:space="preserve">Coordinator of Two-day workshop on "Effective Presentation Skills and Idea Pitching" organized by Kerala Startup Mission in association with ICT Academy of Kerala on 24th &amp; 25th April 2019 at Amal Jyothi College of Engineering, Kanjirapally. </w:t>
-      </w:r>
-    </w:p>
-    <w:p>
-      <w:pPr>
-        <w:pStyle w:val="ListParagraph"/>
-        <w:numPr>
-          <w:ilvl w:val="0"/>
-          <w:numId w:val="5"/>
-        </w:numPr>
-        <w:jc w:val="both"/>
-        <w:rPr>
-          <w:bCs/>
-          <w:sz w:val="24"/>
-          <w:szCs w:val="24"/>
-        </w:rPr>
-      </w:pPr>
-      <w:r>
-        <w:rPr>
-          <w:bCs/>
-          <w:sz w:val="24"/>
-          <w:szCs w:val="24"/>
-        </w:rPr>
-        <w:t xml:space="preserve">Joint </w:t>
-      </w:r>
-      <w:r>
-        <w:rPr>
-          <w:bCs/>
-          <w:sz w:val="24"/>
-          <w:szCs w:val="24"/>
-        </w:rPr>
-        <w:t xml:space="preserve">Coordinator “Yuva Mastermind Mind 19”, State Level Project Competition by Malayala Manorama Daily and IBS Software Services, 2019. </w:t>
-      </w:r>
-    </w:p>
-    <w:p>
-      <w:pPr>
-        <w:pStyle w:val="ListParagraph"/>
-        <w:numPr>
-          <w:ilvl w:val="0"/>
-          <w:numId w:val="5"/>
-        </w:numPr>
-        <w:jc w:val="both"/>
-        <w:rPr>
-          <w:bCs/>
-          <w:sz w:val="24"/>
-          <w:szCs w:val="24"/>
-        </w:rPr>
-      </w:pPr>
-      <w:r>
-        <w:rPr>
-          <w:bCs/>
-          <w:sz w:val="24"/>
-          <w:szCs w:val="24"/>
-        </w:rPr>
-        <w:t xml:space="preserve">Coordinator of “Two-week faculty development Programme on Entrepreneurship” on 03rd to 16th January 2019 at Amal Jyothi College of Engineering, Kanjirappally, Sponsored by National Science &amp; Technology Entrepreneurship Development </w:t>
-      </w:r>
-      <w:r>
-        <w:rPr>
-          <w:bCs/>
-          <w:sz w:val="24"/>
-          <w:szCs w:val="24"/>
-        </w:rPr>
-        <w:t>Board (</w:t>
-      </w:r>
-      <w:r>
-        <w:rPr>
-          <w:bCs/>
-          <w:sz w:val="24"/>
-          <w:szCs w:val="24"/>
-        </w:rPr>
-        <w:t>NSTE</w:t>
-      </w:r>
-      <w:r>
-        <w:rPr>
-          <w:bCs/>
-          <w:sz w:val="24"/>
-          <w:szCs w:val="24"/>
-        </w:rPr>
-        <w:t>D</w:t>
-      </w:r>
-      <w:r>
-        <w:rPr>
-          <w:bCs/>
-          <w:sz w:val="24"/>
-          <w:szCs w:val="24"/>
-        </w:rPr>
-        <w:t xml:space="preserve">B), Govt. of India, New Delhi, though, (EDII), Ahmedabad. </w:t>
-      </w:r>
-    </w:p>
-    <w:p>
-      <w:pPr>
-        <w:pStyle w:val="ListParagraph"/>
-        <w:numPr>
-          <w:ilvl w:val="0"/>
-          <w:numId w:val="5"/>
-        </w:numPr>
-        <w:jc w:val="both"/>
-        <w:rPr>
-          <w:bCs/>
-          <w:sz w:val="24"/>
-          <w:szCs w:val="24"/>
-        </w:rPr>
-      </w:pPr>
-      <w:r>
-        <w:rPr>
-          <w:bCs/>
-          <w:sz w:val="24"/>
-          <w:szCs w:val="24"/>
-        </w:rPr>
-        <w:t>Joint Coordinator of IEDC Summit 2018 in association with Kerala Startup Mission (KSUM) on 3rd of November 2018” at Amal Jyothi College of Engineering, Kanjirappally.</w:t>
-      </w:r>
-    </w:p>
-    <w:p>
-      <w:pPr>
-        <w:pStyle w:val="ListParagraph"/>
-        <w:numPr>
-          <w:ilvl w:val="0"/>
-          <w:numId w:val="5"/>
-        </w:numPr>
-        <w:jc w:val="both"/>
-        <w:rPr>
-          <w:bCs/>
-          <w:sz w:val="24"/>
-          <w:szCs w:val="24"/>
-        </w:rPr>
-      </w:pPr>
-      <w:r>
-        <w:rPr>
-          <w:bCs/>
-          <w:sz w:val="24"/>
-          <w:szCs w:val="24"/>
-        </w:rPr>
-        <w:t xml:space="preserve">Joint Coordinator of Workshop on Intellectual Property Rights for IPR Coordinator in association with Patent Information Centre, Kerala State Council for Science, Technology &amp; Environment on 22nd &amp; 23rd of June 2018” at Amal Jyothi College of Engineering, Kanjirappally. </w:t>
-      </w:r>
-    </w:p>
-    <w:p>
-      <w:pPr>
-        <w:pStyle w:val="ListParagraph"/>
-        <w:numPr>
-          <w:ilvl w:val="0"/>
-          <w:numId w:val="5"/>
-        </w:numPr>
-        <w:jc w:val="both"/>
-        <w:rPr>
-          <w:bCs/>
-          <w:sz w:val="24"/>
-          <w:szCs w:val="24"/>
-        </w:rPr>
-      </w:pPr>
-      <w:r>
-        <w:rPr>
-          <w:bCs/>
-          <w:sz w:val="24"/>
-          <w:szCs w:val="24"/>
-        </w:rPr>
-        <w:t xml:space="preserve">Joint </w:t>
-      </w:r>
-      <w:r>
-        <w:rPr>
-          <w:bCs/>
-          <w:sz w:val="24"/>
-          <w:szCs w:val="24"/>
-        </w:rPr>
-        <w:t xml:space="preserve">Coordinator “Yuva Mastermind Mind 18”, State Level Project Competition by Malayala Manorama Daily and IBS Software Services, 2018. </w:t>
-      </w:r>
-    </w:p>
-    <w:p>
-      <w:pPr>
-        <w:pStyle w:val="ListParagraph"/>
-        <w:numPr>
-          <w:ilvl w:val="0"/>
-          <w:numId w:val="5"/>
-        </w:numPr>
-        <w:jc w:val="both"/>
-        <w:rPr>
-          <w:bCs/>
-          <w:sz w:val="24"/>
-          <w:szCs w:val="24"/>
-        </w:rPr>
-      </w:pPr>
-      <w:r>
-        <w:rPr>
-          <w:bCs/>
-          <w:sz w:val="24"/>
-          <w:szCs w:val="24"/>
-        </w:rPr>
-        <w:t xml:space="preserve">Joint Coordinator of 2-day National Workshop on Intellectual Property Rights and Patent Drafting in association with Patent Information Centre, Kerala State Council for Science, Technology &amp; </w:t>
-      </w:r>
-      <w:r>
-        <w:rPr>
-          <w:bCs/>
-          <w:sz w:val="24"/>
-          <w:szCs w:val="24"/>
-        </w:rPr>
-        <w:lastRenderedPageBreak/>
-        <w:t xml:space="preserve">Environment, Govt. of Kerala on 22nd &amp; 23rd of September 2017” at Amal Jyothi College of Engineering, Kanjirappally. </w:t>
+        <w:t xml:space="preserve">Joint Coordinator of 2-day National Workshop on Intellectual Property Rights and Patent Drafting in association with Patent Information Centre, Kerala State Council for Science, Technology &amp; Environment, Govt. of Kerala on 22nd &amp; 23rd of September 2017” at Amal Jyothi College of Engineering, Kanjirappally. </w:t>
       </w:r>
     </w:p>
     <w:p>
@@ -6603,6 +6728,7 @@
         <w:jc w:val="both"/>
       </w:pPr>
       <w:r>
+        <w:lastRenderedPageBreak/>
         <w:t xml:space="preserve">ACHIEVEMENTS, </w:t>
       </w:r>
       <w:r>
@@ -6718,8 +6844,409 @@
         <w:jc w:val="both"/>
       </w:pPr>
       <w:r>
+        <w:t xml:space="preserve">Project Reviewer for Yuva Mastermind Mind 19, State Level Project Competition by the Malayala Manorama and IBS Software Services, 2019. </w:t>
+      </w:r>
+    </w:p>
+    <w:p>
+      <w:pPr>
+        <w:pStyle w:val="ListParagraph"/>
+        <w:numPr>
+          <w:ilvl w:val="0"/>
+          <w:numId w:val="9"/>
+        </w:numPr>
+        <w:jc w:val="both"/>
+      </w:pPr>
+      <w:r>
+        <w:t>Project Reviewer for Yuva Mastermind Mind 1</w:t>
+      </w:r>
+      <w:r>
+        <w:t>8</w:t>
+      </w:r>
+      <w:r>
+        <w:t xml:space="preserve">, State Level Project Competition by the Malayala Manorama and IBS Software Services, 2018. </w:t>
+      </w:r>
+    </w:p>
+    <w:p>
+      <w:pPr>
+        <w:pStyle w:val="ListParagraph"/>
+        <w:numPr>
+          <w:ilvl w:val="0"/>
+          <w:numId w:val="9"/>
+        </w:numPr>
+        <w:jc w:val="both"/>
+      </w:pPr>
+      <w:r>
+        <w:t>Project Reviewer for Yuva Mastermind Mind 1</w:t>
+      </w:r>
+      <w:r>
+        <w:t>7</w:t>
+      </w:r>
+      <w:r>
+        <w:t xml:space="preserve">, State Level Project Competition by the Malayala Manorama and IBS Software Services, 2017. </w:t>
+      </w:r>
+    </w:p>
+    <w:p>
+      <w:pPr>
+        <w:pStyle w:val="ListParagraph"/>
+        <w:numPr>
+          <w:ilvl w:val="0"/>
+          <w:numId w:val="9"/>
+        </w:numPr>
+        <w:jc w:val="both"/>
+        <w:rPr>
+          <w:sz w:val="24"/>
+          <w:szCs w:val="24"/>
+        </w:rPr>
+      </w:pPr>
+      <w:r>
+        <w:rPr>
+          <w:sz w:val="24"/>
+          <w:szCs w:val="24"/>
+        </w:rPr>
+        <w:t>First prize in Paper Presentation in UGC Sponsored International Conference on Innovations and Challenges in Food Processing Sector organised by St. Theresa’s College (Autonomous)</w:t>
+      </w:r>
+    </w:p>
+    <w:p>
+      <w:pPr>
+        <w:pStyle w:val="ListParagraph"/>
+        <w:numPr>
+          <w:ilvl w:val="0"/>
+          <w:numId w:val="9"/>
+        </w:numPr>
+        <w:jc w:val="both"/>
+        <w:rPr>
+          <w:sz w:val="24"/>
+          <w:szCs w:val="24"/>
+        </w:rPr>
+      </w:pPr>
+      <w:r>
+        <w:rPr>
+          <w:sz w:val="24"/>
+          <w:szCs w:val="24"/>
+        </w:rPr>
+        <w:t>Chair of The International Press First Edition of AJCEMUN</w:t>
+      </w:r>
+    </w:p>
+    <w:p>
+      <w:pPr>
+        <w:pStyle w:val="ListParagraph"/>
+        <w:numPr>
+          <w:ilvl w:val="0"/>
+          <w:numId w:val="9"/>
+        </w:numPr>
+        <w:jc w:val="both"/>
+        <w:rPr>
+          <w:sz w:val="24"/>
+          <w:szCs w:val="24"/>
+        </w:rPr>
+      </w:pPr>
+      <w:r>
+        <w:rPr>
+          <w:sz w:val="24"/>
+          <w:szCs w:val="24"/>
+        </w:rPr>
+        <w:t>First Prize in Interface (Project Competition) in Tatva 2016 at National Institute of Technology Calicut</w:t>
+      </w:r>
+    </w:p>
+    <w:p>
+      <w:pPr>
+        <w:pStyle w:val="ListParagraph"/>
+        <w:numPr>
+          <w:ilvl w:val="0"/>
+          <w:numId w:val="9"/>
+        </w:numPr>
+        <w:jc w:val="both"/>
+      </w:pPr>
+      <w:r>
+        <w:rPr>
+          <w:sz w:val="24"/>
+          <w:szCs w:val="24"/>
+        </w:rPr>
+        <w:t>Delegate of Kenya in the Tech Fest of the World Model United Nation</w:t>
+      </w:r>
+      <w:r>
+        <w:rPr>
+          <w:sz w:val="24"/>
+          <w:szCs w:val="24"/>
+        </w:rPr>
+        <w:t xml:space="preserve"> 2016</w:t>
+      </w:r>
+      <w:r>
+        <w:rPr>
+          <w:sz w:val="24"/>
+          <w:szCs w:val="24"/>
+        </w:rPr>
+        <w:t xml:space="preserve"> held at Indian Institute of Technology, Bombay</w:t>
+      </w:r>
+      <w:r>
+        <w:rPr>
+          <w:sz w:val="24"/>
+          <w:szCs w:val="24"/>
+        </w:rPr>
+        <w:t xml:space="preserve"> </w:t>
+      </w:r>
+    </w:p>
+    <w:p>
+      <w:pPr>
+        <w:pStyle w:val="ListParagraph"/>
+        <w:numPr>
+          <w:ilvl w:val="0"/>
+          <w:numId w:val="9"/>
+        </w:numPr>
+        <w:jc w:val="both"/>
+      </w:pPr>
+      <w:r>
+        <w:t>Student Coordinator, IEDC Pre-cursor Event 2016</w:t>
+      </w:r>
+    </w:p>
+    <w:p>
+      <w:pPr>
+        <w:pStyle w:val="ListParagraph"/>
+        <w:numPr>
+          <w:ilvl w:val="0"/>
+          <w:numId w:val="9"/>
+        </w:numPr>
+        <w:jc w:val="both"/>
+      </w:pPr>
+      <w:r>
+        <w:t>Selected as one among the 10 Students to attend IEDC Summit 2016 Organised by Kerala Startup Mission.</w:t>
+      </w:r>
+    </w:p>
+    <w:p>
+      <w:pPr>
+        <w:pStyle w:val="ListParagraph"/>
+        <w:numPr>
+          <w:ilvl w:val="0"/>
+          <w:numId w:val="9"/>
+        </w:numPr>
+        <w:jc w:val="both"/>
+      </w:pPr>
+      <w:r>
+        <w:rPr>
+          <w:sz w:val="24"/>
+          <w:szCs w:val="24"/>
+        </w:rPr>
+        <w:t>Volunteered in Tech Fest of KSCSTE 2016</w:t>
+      </w:r>
+    </w:p>
+    <w:p>
+      <w:pPr>
+        <w:pStyle w:val="ListParagraph"/>
+        <w:numPr>
+          <w:ilvl w:val="0"/>
+          <w:numId w:val="9"/>
+        </w:numPr>
+        <w:jc w:val="both"/>
+      </w:pPr>
+      <w:r>
+        <w:t>Volunteered in KETCON 2016, Technical Conference of KSCSTE 2016</w:t>
+      </w:r>
+    </w:p>
+    <w:p>
+      <w:pPr>
+        <w:pStyle w:val="ListParagraph"/>
+        <w:numPr>
+          <w:ilvl w:val="0"/>
+          <w:numId w:val="9"/>
+        </w:numPr>
+        <w:jc w:val="both"/>
+      </w:pPr>
+      <w:r>
+        <w:rPr>
+          <w:sz w:val="24"/>
+          <w:szCs w:val="24"/>
+        </w:rPr>
+        <w:t>Third Prize in Mime organised as part of Azure 2016</w:t>
+      </w:r>
+    </w:p>
+    <w:p>
+      <w:pPr>
+        <w:pStyle w:val="ListParagraph"/>
+        <w:numPr>
+          <w:ilvl w:val="0"/>
+          <w:numId w:val="9"/>
+        </w:numPr>
+        <w:jc w:val="both"/>
+      </w:pPr>
+      <w:r>
+        <w:rPr>
+          <w:sz w:val="24"/>
+          <w:szCs w:val="24"/>
+        </w:rPr>
+        <w:t xml:space="preserve">Class Representative </w:t>
+      </w:r>
+      <w:r>
+        <w:rPr>
+          <w:sz w:val="24"/>
+          <w:szCs w:val="24"/>
+        </w:rPr>
+        <w:t>of M Tech 2015-2016</w:t>
+      </w:r>
+    </w:p>
+    <w:p>
+      <w:pPr>
+        <w:pStyle w:val="ListParagraph"/>
+        <w:numPr>
+          <w:ilvl w:val="0"/>
+          <w:numId w:val="9"/>
+        </w:numPr>
+        <w:jc w:val="both"/>
+      </w:pPr>
+      <w:r>
+        <w:rPr>
+          <w:sz w:val="24"/>
+          <w:szCs w:val="24"/>
+        </w:rPr>
+        <w:t>M Tech representative to Students Council 2015-2016</w:t>
+      </w:r>
+    </w:p>
+    <w:p>
+      <w:pPr>
+        <w:pStyle w:val="ListParagraph"/>
+        <w:numPr>
+          <w:ilvl w:val="0"/>
+          <w:numId w:val="9"/>
+        </w:numPr>
+        <w:jc w:val="both"/>
+      </w:pPr>
+      <w:r>
+        <w:rPr>
+          <w:sz w:val="24"/>
+          <w:szCs w:val="24"/>
+        </w:rPr>
+        <w:t>Coordination Team Member Azure 2016, Arts Fest of Amal Jyothi College of Engineering</w:t>
+      </w:r>
+    </w:p>
+    <w:p>
+      <w:pPr>
+        <w:pStyle w:val="ListParagraph"/>
+        <w:numPr>
+          <w:ilvl w:val="0"/>
+          <w:numId w:val="9"/>
+        </w:numPr>
+        <w:jc w:val="both"/>
+      </w:pPr>
+      <w:r>
+        <w:rPr>
+          <w:sz w:val="24"/>
+          <w:szCs w:val="24"/>
+        </w:rPr>
+        <w:t>Coordination Team Member Arena 2016, Inter Collegiate Basketball Tournament of Amal Jyothi College of Engineering</w:t>
+      </w:r>
+    </w:p>
+    <w:p>
+      <w:pPr>
+        <w:pStyle w:val="ListParagraph"/>
+        <w:numPr>
+          <w:ilvl w:val="0"/>
+          <w:numId w:val="9"/>
+        </w:numPr>
+        <w:jc w:val="both"/>
+      </w:pPr>
+      <w:r>
+        <w:rPr>
+          <w:sz w:val="24"/>
+          <w:szCs w:val="24"/>
+        </w:rPr>
+        <w:t>Design Team Member, Makerhub Amal Jyothi IEDC 2015-2016</w:t>
+      </w:r>
+    </w:p>
+    <w:p>
+      <w:pPr>
+        <w:pStyle w:val="ListParagraph"/>
+        <w:numPr>
+          <w:ilvl w:val="0"/>
+          <w:numId w:val="9"/>
+        </w:numPr>
+        <w:jc w:val="both"/>
+        <w:rPr>
+          <w:sz w:val="24"/>
+          <w:szCs w:val="24"/>
+        </w:rPr>
+      </w:pPr>
+      <w:r>
+        <w:rPr>
+          <w:sz w:val="24"/>
+          <w:szCs w:val="24"/>
+        </w:rPr>
+        <w:t xml:space="preserve">Participated in the National Level </w:t>
+      </w:r>
+      <w:r>
+        <w:rPr>
+          <w:sz w:val="24"/>
+          <w:szCs w:val="24"/>
+        </w:rPr>
+        <w:t xml:space="preserve">Robotic Competition organised by Technophilia Sysytems in </w:t>
+      </w:r>
+      <w:r>
+        <w:rPr>
+          <w:sz w:val="24"/>
+          <w:szCs w:val="24"/>
+        </w:rPr>
+        <w:t>a</w:t>
+      </w:r>
+      <w:r>
+        <w:rPr>
+          <w:sz w:val="24"/>
+          <w:szCs w:val="24"/>
+        </w:rPr>
+        <w:t>ssociation with Robotic and Computer Application Institute of USA</w:t>
+      </w:r>
+      <w:r>
+        <w:rPr>
+          <w:sz w:val="24"/>
+          <w:szCs w:val="24"/>
+        </w:rPr>
+        <w:t xml:space="preserve"> held at IIT Bombay in 2014</w:t>
+      </w:r>
+    </w:p>
+    <w:p>
+      <w:pPr>
+        <w:pStyle w:val="ListParagraph"/>
+        <w:numPr>
+          <w:ilvl w:val="0"/>
+          <w:numId w:val="9"/>
+        </w:numPr>
+        <w:jc w:val="both"/>
+        <w:rPr>
+          <w:sz w:val="24"/>
+          <w:szCs w:val="24"/>
+        </w:rPr>
+      </w:pPr>
+      <w:r>
+        <w:rPr>
+          <w:sz w:val="24"/>
+          <w:szCs w:val="24"/>
+        </w:rPr>
+        <w:t xml:space="preserve">Third Prize in Zonal Level of Robotic Competition organised by Technophilia Sysytems in </w:t>
+      </w:r>
+      <w:r>
+        <w:rPr>
+          <w:sz w:val="24"/>
+          <w:szCs w:val="24"/>
+        </w:rPr>
+        <w:t>a</w:t>
+      </w:r>
+      <w:r>
+        <w:rPr>
+          <w:sz w:val="24"/>
+          <w:szCs w:val="24"/>
+        </w:rPr>
+        <w:t>ssociation with Robotic and Computer Application Institute of USA</w:t>
+      </w:r>
+    </w:p>
+    <w:p>
+      <w:pPr>
+        <w:pStyle w:val="ListParagraph"/>
+        <w:numPr>
+          <w:ilvl w:val="0"/>
+          <w:numId w:val="9"/>
+        </w:numPr>
+        <w:jc w:val="both"/>
+      </w:pPr>
+      <w:r>
         <w:lastRenderedPageBreak/>
-        <w:t xml:space="preserve">Project Reviewer for Yuva Mastermind Mind 19, State Level Project Competition by the Malayala Manorama and IBS Software Services, 2019. </w:t>
+        <w:t>Certificate of Excellence in Proficiency in Loyola School, Trivandrum in 2010</w:t>
       </w:r>
     </w:p>
     <w:p>
@@ -6732,13 +7259,7 @@
         <w:jc w:val="both"/>
       </w:pPr>
       <w:r>
-        <w:t>Project Reviewer for Yuva Mastermind Mind 1</w:t>
-      </w:r>
-      <w:r>
-        <w:t>8</w:t>
-      </w:r>
-      <w:r>
-        <w:t xml:space="preserve">, State Level Project Competition by the Malayala Manorama and IBS Software Services, 2018. </w:t>
+        <w:t>Student Coordinator Tarang 2015, Annual Day of PRS College of Engineering &amp; Technology</w:t>
       </w:r>
     </w:p>
     <w:p>
@@ -6751,13 +7272,7 @@
         <w:jc w:val="both"/>
       </w:pPr>
       <w:r>
-        <w:t>Project Reviewer for Yuva Mastermind Mind 1</w:t>
-      </w:r>
-      <w:r>
-        <w:t>7</w:t>
-      </w:r>
-      <w:r>
-        <w:t xml:space="preserve">, State Level Project Competition by the Malayala Manorama and IBS Software Services, 2017. </w:t>
+        <w:t>Student Coordinator of Annual Sports Day of PRS College of Engineering &amp; Technology 2015</w:t>
       </w:r>
     </w:p>
     <w:p>
@@ -6768,17 +7283,9 @@
           <w:numId w:val="9"/>
         </w:numPr>
         <w:jc w:val="both"/>
-        <w:rPr>
-          <w:sz w:val="24"/>
-          <w:szCs w:val="24"/>
-        </w:rPr>
-      </w:pPr>
-      <w:r>
-        <w:rPr>
-          <w:sz w:val="24"/>
-          <w:szCs w:val="24"/>
-        </w:rPr>
-        <w:t>First prize in Paper Presentation in UGC Sponsored International Conference on Innovations and Challenges in Food Processing Sector organised by St. Theresa’s College (Autonomous)</w:t>
+      </w:pPr>
+      <w:r>
+        <w:t>Student Coordinator of Annual Arts Day of PRS College of Engineering &amp; Technology 2015</w:t>
       </w:r>
     </w:p>
     <w:p>
@@ -6789,17 +7296,15 @@
           <w:numId w:val="9"/>
         </w:numPr>
         <w:jc w:val="both"/>
-        <w:rPr>
-          <w:sz w:val="24"/>
-          <w:szCs w:val="24"/>
-        </w:rPr>
-      </w:pPr>
-      <w:r>
-        <w:rPr>
-          <w:sz w:val="24"/>
-          <w:szCs w:val="24"/>
-        </w:rPr>
-        <w:t>Chair of The International Press First Edition of AJCEMUN</w:t>
+      </w:pPr>
+      <w:r>
+        <w:t xml:space="preserve">Student Coordinator of </w:t>
+      </w:r>
+      <w:r>
+        <w:t>Burnout 2015, Mechanical Engineering Department Annual Technical Fest</w:t>
+      </w:r>
+      <w:r>
+        <w:t xml:space="preserve"> of PRS College of Engineering &amp; Technology</w:t>
       </w:r>
     </w:p>
     <w:p>
@@ -6810,17 +7315,15 @@
           <w:numId w:val="9"/>
         </w:numPr>
         <w:jc w:val="both"/>
-        <w:rPr>
-          <w:sz w:val="24"/>
-          <w:szCs w:val="24"/>
-        </w:rPr>
-      </w:pPr>
-      <w:r>
-        <w:rPr>
-          <w:sz w:val="24"/>
-          <w:szCs w:val="24"/>
-        </w:rPr>
-        <w:t>First Prize in Interface (Project Competition) in Tatva 2016 at National Institute of Technology Calicut</w:t>
+      </w:pPr>
+      <w:r>
+        <w:t>Advisory Board Member National Service Scheme –</w:t>
+      </w:r>
+      <w:r>
+        <w:t xml:space="preserve"> 2014 -</w:t>
+      </w:r>
+      <w:r>
+        <w:t xml:space="preserve"> 2015</w:t>
       </w:r>
     </w:p>
     <w:p>
@@ -6833,32 +7336,7 @@
         <w:jc w:val="both"/>
       </w:pPr>
       <w:r>
-        <w:rPr>
-          <w:sz w:val="24"/>
-          <w:szCs w:val="24"/>
-        </w:rPr>
-        <w:t>Delegate of Kenya in the Tech Fest of the World Model United Nation</w:t>
-      </w:r>
-      <w:r>
-        <w:rPr>
-          <w:sz w:val="24"/>
-          <w:szCs w:val="24"/>
-        </w:rPr>
-        <w:t xml:space="preserve"> 2016</w:t>
-      </w:r>
-      <w:r>
-        <w:rPr>
-          <w:sz w:val="24"/>
-          <w:szCs w:val="24"/>
-        </w:rPr>
-        <w:t xml:space="preserve"> held at Indian Institute of Technology, Bombay</w:t>
-      </w:r>
-      <w:r>
-        <w:rPr>
-          <w:sz w:val="24"/>
-          <w:szCs w:val="24"/>
-        </w:rPr>
-        <w:t xml:space="preserve"> </w:t>
+        <w:t>Selected as Best outgoing National Service Scheme Volunteer 2015</w:t>
       </w:r>
     </w:p>
     <w:p>
@@ -6871,7 +7349,7 @@
         <w:jc w:val="both"/>
       </w:pPr>
       <w:r>
-        <w:t>Student Coordinator, IEDC Pre-cursor Event 2016</w:t>
+        <w:t>IEDC Cell Cordinator - 2015</w:t>
       </w:r>
     </w:p>
     <w:p>
@@ -6884,7 +7362,10 @@
         <w:jc w:val="both"/>
       </w:pPr>
       <w:r>
-        <w:t>Selected as one among the 10 Students to attend IEDC Summit 2016 Organised by Kerala Startup Mission.</w:t>
+        <w:t xml:space="preserve">Joint </w:t>
+      </w:r>
+      <w:r>
+        <w:t>Student Coordinator Tarang 2014, Annual Day of PRS College of Engineering &amp; Technology</w:t>
       </w:r>
     </w:p>
     <w:p>
@@ -6897,11 +7378,10 @@
         <w:jc w:val="both"/>
       </w:pPr>
       <w:r>
-        <w:rPr>
-          <w:sz w:val="24"/>
-          <w:szCs w:val="24"/>
-        </w:rPr>
-        <w:t>Volunteered in Tech Fest of KSCSTE 2016</w:t>
+        <w:t xml:space="preserve">Joint </w:t>
+      </w:r>
+      <w:r>
+        <w:t>Student Coordinator of Annual Sports Day of PRS College of Engineering &amp; Technology 2014</w:t>
       </w:r>
     </w:p>
     <w:p>
@@ -6914,7 +7394,10 @@
         <w:jc w:val="both"/>
       </w:pPr>
       <w:r>
-        <w:t>Volunteered in KETCON 2016, Technical Conference of KSCSTE 2016</w:t>
+        <w:t xml:space="preserve">Joint </w:t>
+      </w:r>
+      <w:r>
+        <w:t>Student Coordinator of Annual Arts Day of PRS College of Engineering &amp; Technology 2014</w:t>
       </w:r>
     </w:p>
     <w:p>
@@ -6927,364 +7410,6 @@
         <w:jc w:val="both"/>
       </w:pPr>
       <w:r>
-        <w:rPr>
-          <w:sz w:val="24"/>
-          <w:szCs w:val="24"/>
-        </w:rPr>
-        <w:t>Third Prize in Mime organised as part of Azure 2016</w:t>
-      </w:r>
-    </w:p>
-    <w:p>
-      <w:pPr>
-        <w:pStyle w:val="ListParagraph"/>
-        <w:numPr>
-          <w:ilvl w:val="0"/>
-          <w:numId w:val="9"/>
-        </w:numPr>
-        <w:jc w:val="both"/>
-      </w:pPr>
-      <w:r>
-        <w:rPr>
-          <w:sz w:val="24"/>
-          <w:szCs w:val="24"/>
-        </w:rPr>
-        <w:t xml:space="preserve">Class Representative </w:t>
-      </w:r>
-      <w:r>
-        <w:rPr>
-          <w:sz w:val="24"/>
-          <w:szCs w:val="24"/>
-        </w:rPr>
-        <w:t>of M Tech 2015-2016</w:t>
-      </w:r>
-    </w:p>
-    <w:p>
-      <w:pPr>
-        <w:pStyle w:val="ListParagraph"/>
-        <w:numPr>
-          <w:ilvl w:val="0"/>
-          <w:numId w:val="9"/>
-        </w:numPr>
-        <w:jc w:val="both"/>
-      </w:pPr>
-      <w:r>
-        <w:rPr>
-          <w:sz w:val="24"/>
-          <w:szCs w:val="24"/>
-        </w:rPr>
-        <w:t>M Tech representative to Students Council 2015-2016</w:t>
-      </w:r>
-    </w:p>
-    <w:p>
-      <w:pPr>
-        <w:pStyle w:val="ListParagraph"/>
-        <w:numPr>
-          <w:ilvl w:val="0"/>
-          <w:numId w:val="9"/>
-        </w:numPr>
-        <w:jc w:val="both"/>
-      </w:pPr>
-      <w:r>
-        <w:rPr>
-          <w:sz w:val="24"/>
-          <w:szCs w:val="24"/>
-        </w:rPr>
-        <w:t>Coordination Team Member Azure 2016, Arts Fest of Amal Jyothi College of Engineering</w:t>
-      </w:r>
-    </w:p>
-    <w:p>
-      <w:pPr>
-        <w:pStyle w:val="ListParagraph"/>
-        <w:numPr>
-          <w:ilvl w:val="0"/>
-          <w:numId w:val="9"/>
-        </w:numPr>
-        <w:jc w:val="both"/>
-      </w:pPr>
-      <w:r>
-        <w:rPr>
-          <w:sz w:val="24"/>
-          <w:szCs w:val="24"/>
-        </w:rPr>
-        <w:t>Coordination Team Member Arena 2016, Inter Collegiate Basketball Tournament of Amal Jyothi College of Engineering</w:t>
-      </w:r>
-    </w:p>
-    <w:p>
-      <w:pPr>
-        <w:pStyle w:val="ListParagraph"/>
-        <w:numPr>
-          <w:ilvl w:val="0"/>
-          <w:numId w:val="9"/>
-        </w:numPr>
-        <w:jc w:val="both"/>
-      </w:pPr>
-      <w:r>
-        <w:rPr>
-          <w:sz w:val="24"/>
-          <w:szCs w:val="24"/>
-        </w:rPr>
-        <w:t>Design Team Member, Makerhub Amal Jyothi IEDC 2015-2016</w:t>
-      </w:r>
-    </w:p>
-    <w:p>
-      <w:pPr>
-        <w:pStyle w:val="ListParagraph"/>
-        <w:numPr>
-          <w:ilvl w:val="0"/>
-          <w:numId w:val="9"/>
-        </w:numPr>
-        <w:jc w:val="both"/>
-        <w:rPr>
-          <w:sz w:val="24"/>
-          <w:szCs w:val="24"/>
-        </w:rPr>
-      </w:pPr>
-      <w:r>
-        <w:rPr>
-          <w:sz w:val="24"/>
-          <w:szCs w:val="24"/>
-        </w:rPr>
-        <w:t xml:space="preserve">Participated in the National Level </w:t>
-      </w:r>
-      <w:r>
-        <w:rPr>
-          <w:sz w:val="24"/>
-          <w:szCs w:val="24"/>
-        </w:rPr>
-        <w:t xml:space="preserve">Robotic Competition organised by Technophilia Sysytems in </w:t>
-      </w:r>
-      <w:r>
-        <w:rPr>
-          <w:sz w:val="24"/>
-          <w:szCs w:val="24"/>
-        </w:rPr>
-        <w:t>a</w:t>
-      </w:r>
-      <w:r>
-        <w:rPr>
-          <w:sz w:val="24"/>
-          <w:szCs w:val="24"/>
-        </w:rPr>
-        <w:t>ssociation with Robotic and Computer Application Institute of USA</w:t>
-      </w:r>
-      <w:r>
-        <w:rPr>
-          <w:sz w:val="24"/>
-          <w:szCs w:val="24"/>
-        </w:rPr>
-        <w:t xml:space="preserve"> held at IIT Bombay in 2014</w:t>
-      </w:r>
-    </w:p>
-    <w:p>
-      <w:pPr>
-        <w:pStyle w:val="ListParagraph"/>
-        <w:numPr>
-          <w:ilvl w:val="0"/>
-          <w:numId w:val="9"/>
-        </w:numPr>
-        <w:jc w:val="both"/>
-        <w:rPr>
-          <w:sz w:val="24"/>
-          <w:szCs w:val="24"/>
-        </w:rPr>
-      </w:pPr>
-      <w:r>
-        <w:rPr>
-          <w:sz w:val="24"/>
-          <w:szCs w:val="24"/>
-        </w:rPr>
-        <w:t xml:space="preserve">Third Prize in Zonal Level of Robotic Competition organised by Technophilia Sysytems in </w:t>
-      </w:r>
-      <w:r>
-        <w:rPr>
-          <w:sz w:val="24"/>
-          <w:szCs w:val="24"/>
-        </w:rPr>
-        <w:t>a</w:t>
-      </w:r>
-      <w:r>
-        <w:rPr>
-          <w:sz w:val="24"/>
-          <w:szCs w:val="24"/>
-        </w:rPr>
-        <w:t>ssociation with Robotic and Computer Application Institute of USA</w:t>
-      </w:r>
-    </w:p>
-    <w:p>
-      <w:pPr>
-        <w:pStyle w:val="ListParagraph"/>
-        <w:numPr>
-          <w:ilvl w:val="0"/>
-          <w:numId w:val="9"/>
-        </w:numPr>
-        <w:jc w:val="both"/>
-      </w:pPr>
-      <w:r>
-        <w:t>Certificate of Excellence in Proficiency in Loyola School, Trivandrum in 2010</w:t>
-      </w:r>
-    </w:p>
-    <w:p>
-      <w:pPr>
-        <w:pStyle w:val="ListParagraph"/>
-        <w:numPr>
-          <w:ilvl w:val="0"/>
-          <w:numId w:val="9"/>
-        </w:numPr>
-        <w:jc w:val="both"/>
-      </w:pPr>
-      <w:r>
-        <w:t>Student Coordinator Tarang 2015, Annual Day of PRS College of Engineering &amp; Technology</w:t>
-      </w:r>
-    </w:p>
-    <w:p>
-      <w:pPr>
-        <w:pStyle w:val="ListParagraph"/>
-        <w:numPr>
-          <w:ilvl w:val="0"/>
-          <w:numId w:val="9"/>
-        </w:numPr>
-        <w:jc w:val="both"/>
-      </w:pPr>
-      <w:r>
-        <w:t>Student Coordinator of Annual Sports Day of PRS College of Engineering &amp; Technology 2015</w:t>
-      </w:r>
-    </w:p>
-    <w:p>
-      <w:pPr>
-        <w:pStyle w:val="ListParagraph"/>
-        <w:numPr>
-          <w:ilvl w:val="0"/>
-          <w:numId w:val="9"/>
-        </w:numPr>
-        <w:jc w:val="both"/>
-      </w:pPr>
-      <w:r>
-        <w:t>Student Coordinator of Annual Arts Day of PRS College of Engineering &amp; Technology 2015</w:t>
-      </w:r>
-    </w:p>
-    <w:p>
-      <w:pPr>
-        <w:pStyle w:val="ListParagraph"/>
-        <w:numPr>
-          <w:ilvl w:val="0"/>
-          <w:numId w:val="9"/>
-        </w:numPr>
-        <w:jc w:val="both"/>
-      </w:pPr>
-      <w:r>
-        <w:t xml:space="preserve">Student Coordinator of </w:t>
-      </w:r>
-      <w:r>
-        <w:t>Burnout 2015, Mechanical Engineering Department Annual Technical Fest</w:t>
-      </w:r>
-      <w:r>
-        <w:t xml:space="preserve"> of PRS College of Engineering &amp; Technology</w:t>
-      </w:r>
-    </w:p>
-    <w:p>
-      <w:pPr>
-        <w:pStyle w:val="ListParagraph"/>
-        <w:numPr>
-          <w:ilvl w:val="0"/>
-          <w:numId w:val="9"/>
-        </w:numPr>
-        <w:jc w:val="both"/>
-      </w:pPr>
-      <w:r>
-        <w:t>Advisory Board Member National Service Scheme –</w:t>
-      </w:r>
-      <w:r>
-        <w:t xml:space="preserve"> 2014 -</w:t>
-      </w:r>
-      <w:r>
-        <w:t xml:space="preserve"> 2015</w:t>
-      </w:r>
-    </w:p>
-    <w:p>
-      <w:pPr>
-        <w:pStyle w:val="ListParagraph"/>
-        <w:numPr>
-          <w:ilvl w:val="0"/>
-          <w:numId w:val="9"/>
-        </w:numPr>
-        <w:jc w:val="both"/>
-      </w:pPr>
-      <w:r>
-        <w:t>Selected as Best outgoing National Service Scheme Volunteer 2015</w:t>
-      </w:r>
-    </w:p>
-    <w:p>
-      <w:pPr>
-        <w:pStyle w:val="ListParagraph"/>
-        <w:numPr>
-          <w:ilvl w:val="0"/>
-          <w:numId w:val="9"/>
-        </w:numPr>
-        <w:jc w:val="both"/>
-      </w:pPr>
-      <w:r>
-        <w:t>IEDC Cell Cordinator - 2015</w:t>
-      </w:r>
-    </w:p>
-    <w:p>
-      <w:pPr>
-        <w:pStyle w:val="ListParagraph"/>
-        <w:numPr>
-          <w:ilvl w:val="0"/>
-          <w:numId w:val="9"/>
-        </w:numPr>
-        <w:jc w:val="both"/>
-      </w:pPr>
-      <w:r>
-        <w:t xml:space="preserve">Joint </w:t>
-      </w:r>
-      <w:r>
-        <w:t>Student Coordinator Tarang 2014, Annual Day of PRS College of Engineering &amp; Technology</w:t>
-      </w:r>
-    </w:p>
-    <w:p>
-      <w:pPr>
-        <w:pStyle w:val="ListParagraph"/>
-        <w:numPr>
-          <w:ilvl w:val="0"/>
-          <w:numId w:val="9"/>
-        </w:numPr>
-        <w:jc w:val="both"/>
-      </w:pPr>
-      <w:r>
-        <w:t xml:space="preserve">Joint </w:t>
-      </w:r>
-      <w:r>
-        <w:t>Student Coordinator of Annual Sports Day of PRS College of Engineering &amp; Technology 2014</w:t>
-      </w:r>
-    </w:p>
-    <w:p>
-      <w:pPr>
-        <w:pStyle w:val="ListParagraph"/>
-        <w:numPr>
-          <w:ilvl w:val="0"/>
-          <w:numId w:val="9"/>
-        </w:numPr>
-        <w:jc w:val="both"/>
-      </w:pPr>
-      <w:r>
-        <w:t xml:space="preserve">Joint </w:t>
-      </w:r>
-      <w:r>
-        <w:t>Student Coordinator of Annual Arts Day of PRS College of Engineering &amp; Technology 2014</w:t>
-      </w:r>
-    </w:p>
-    <w:p>
-      <w:pPr>
-        <w:pStyle w:val="ListParagraph"/>
-        <w:numPr>
-          <w:ilvl w:val="0"/>
-          <w:numId w:val="9"/>
-        </w:numPr>
-        <w:jc w:val="both"/>
-      </w:pPr>
-      <w:r>
-        <w:lastRenderedPageBreak/>
         <w:t xml:space="preserve">Joint </w:t>
       </w:r>
       <w:r>
@@ -7664,6 +7789,7 @@
           <w:sz w:val="24"/>
           <w:szCs w:val="24"/>
         </w:rPr>
+        <w:lastRenderedPageBreak/>
         <w:t>Advanced Manufacturing Process</w:t>
       </w:r>
     </w:p>
@@ -7762,7 +7888,7 @@
 </file>
 
 <file path=word/numbering.xml><?xml version="1.0" encoding="utf-8"?>
-<w:numbering xmlns:wpc="http://schemas.microsoft.com/office/word/2010/wordprocessingCanvas" xmlns:cx="http://schemas.microsoft.com/office/drawing/2014/chartex" xmlns:cx1="http://schemas.microsoft.com/office/drawing/2015/9/8/chartex" xmlns:cx2="http://schemas.microsoft.com/office/drawing/2015/10/21/chartex" xmlns:cx3="http://schemas.microsoft.com/office/drawing/2016/5/9/chartex" xmlns:cx4="http://schemas.microsoft.com/office/drawing/2016/5/10/chartex" xmlns:cx5="http://schemas.microsoft.com/office/drawing/2016/5/11/chartex" xmlns:cx6="http://schemas.microsoft.com/office/drawing/2016/5/12/chartex" xmlns:cx7="http://schemas.microsoft.com/office/drawing/2016/5/13/chartex" xmlns:cx8="http://schemas.microsoft.com/office/drawing/2016/5/14/chartex" xmlns:mc="http://schemas.openxmlformats.org/markup-compatibility/2006" xmlns:aink="http://schemas.microsoft.com/office/drawing/2016/ink" xmlns:am3d="http://schemas.microsoft.com/office/drawing/2017/model3d" xmlns:o="urn:schemas-microsoft-com:office:office" xmlns:r="http://schemas.openxmlformats.org/officeDocument/2006/relationships" xmlns:m="http://schemas.openxmlformats.org/officeDocument/2006/math" xmlns:v="urn:schemas-microsoft-com:vml" xmlns:wp14="http://schemas.microsoft.com/office/word/2010/wordprocessingDrawing" xmlns:wp="http://schemas.openxmlformats.org/drawingml/2006/wordprocessingDrawing" xmlns:w10="urn:schemas-microsoft-com:office:word" xmlns:w="http://schemas.openxmlformats.org/wordprocessingml/2006/main" xmlns:w14="http://schemas.microsoft.com/office/word/2010/wordml" xmlns:w15="http://schemas.microsoft.com/office/word/2012/wordml" xmlns:w16cex="http://schemas.microsoft.com/office/word/2018/wordml/cex" xmlns:w16cid="http://schemas.microsoft.com/office/word/2016/wordml/cid" xmlns:w16="http://schemas.microsoft.com/office/word/2018/wordml" xmlns:w16sdtdh="http://schemas.microsoft.com/office/word/2020/wordml/sdtdatahash" xmlns:w16se="http://schemas.microsoft.com/office/word/2015/wordml/symex" xmlns:wpg="http://schemas.microsoft.com/office/word/2010/wordprocessingGroup" xmlns:wpi="http://schemas.microsoft.com/office/word/2010/wordprocessingInk" xmlns:wne="http://schemas.microsoft.com/office/word/2006/wordml" xmlns:wps="http://schemas.microsoft.com/office/word/2010/wordprocessingShape" mc:Ignorable="w14 w15 w16se w16cid w16 w16cex w16sdtdh wp14">
+<w:numbering xmlns:wpc="http://schemas.microsoft.com/office/word/2010/wordprocessingCanvas" xmlns:cx="http://schemas.microsoft.com/office/drawing/2014/chartex" xmlns:cx1="http://schemas.microsoft.com/office/drawing/2015/9/8/chartex" xmlns:cx2="http://schemas.microsoft.com/office/drawing/2015/10/21/chartex" xmlns:cx3="http://schemas.microsoft.com/office/drawing/2016/5/9/chartex" xmlns:cx4="http://schemas.microsoft.com/office/drawing/2016/5/10/chartex" xmlns:cx5="http://schemas.microsoft.com/office/drawing/2016/5/11/chartex" xmlns:cx6="http://schemas.microsoft.com/office/drawing/2016/5/12/chartex" xmlns:cx7="http://schemas.microsoft.com/office/drawing/2016/5/13/chartex" xmlns:cx8="http://schemas.microsoft.com/office/drawing/2016/5/14/chartex" xmlns:mc="http://schemas.openxmlformats.org/markup-compatibility/2006" xmlns:aink="http://schemas.microsoft.com/office/drawing/2016/ink" xmlns:am3d="http://schemas.microsoft.com/office/drawing/2017/model3d" xmlns:o="urn:schemas-microsoft-com:office:office" xmlns:r="http://schemas.openxmlformats.org/officeDocument/2006/relationships" xmlns:m="http://schemas.openxmlformats.org/officeDocument/2006/math" xmlns:v="urn:schemas-microsoft-com:vml" xmlns:wp14="http://schemas.microsoft.com/office/word/2010/wordprocessingDrawing" xmlns:wp="http://schemas.openxmlformats.org/drawingml/2006/wordprocessingDrawing" xmlns:w10="urn:schemas-microsoft-com:office:word" xmlns:w="http://schemas.openxmlformats.org/wordprocessingml/2006/main" xmlns:w14="http://schemas.microsoft.com/office/word/2010/wordml" xmlns:w15="http://schemas.microsoft.com/office/word/2012/wordml" xmlns:w16cex="http://schemas.microsoft.com/office/word/2018/wordml/cex" xmlns:w16cid="http://schemas.microsoft.com/office/word/2016/wordml/cid" xmlns:w16="http://schemas.microsoft.com/office/word/2018/wordml" xmlns:w16se="http://schemas.microsoft.com/office/word/2015/wordml/symex" xmlns:wpg="http://schemas.microsoft.com/office/word/2010/wordprocessingGroup" xmlns:wpi="http://schemas.microsoft.com/office/word/2010/wordprocessingInk" xmlns:wne="http://schemas.microsoft.com/office/word/2006/wordml" xmlns:wps="http://schemas.microsoft.com/office/word/2010/wordprocessingShape" mc:Ignorable="w14 w15 w16se w16cid w16 w16cex wp14">
   <w:abstractNum w:abstractNumId="0" w15:restartNumberingAfterBreak="0">
     <w:nsid w:val="008F2452"/>
     <w:multiLevelType w:val="hybridMultilevel"/>
@@ -8849,7 +8975,7 @@
 </file>
 
 <file path=word/styles.xml><?xml version="1.0" encoding="utf-8"?>
-<w:styles xmlns:mc="http://schemas.openxmlformats.org/markup-compatibility/2006" xmlns:r="http://schemas.openxmlformats.org/officeDocument/2006/relationships" xmlns:w="http://schemas.openxmlformats.org/wordprocessingml/2006/main" xmlns:w14="http://schemas.microsoft.com/office/word/2010/wordml" xmlns:w15="http://schemas.microsoft.com/office/word/2012/wordml" xmlns:w16cex="http://schemas.microsoft.com/office/word/2018/wordml/cex" xmlns:w16cid="http://schemas.microsoft.com/office/word/2016/wordml/cid" xmlns:w16="http://schemas.microsoft.com/office/word/2018/wordml" xmlns:w16sdtdh="http://schemas.microsoft.com/office/word/2020/wordml/sdtdatahash" xmlns:w16se="http://schemas.microsoft.com/office/word/2015/wordml/symex" mc:Ignorable="w14 w15 w16se w16cid w16 w16cex w16sdtdh">
+<w:styles xmlns:mc="http://schemas.openxmlformats.org/markup-compatibility/2006" xmlns:r="http://schemas.openxmlformats.org/officeDocument/2006/relationships" xmlns:w="http://schemas.openxmlformats.org/wordprocessingml/2006/main" xmlns:w14="http://schemas.microsoft.com/office/word/2010/wordml" xmlns:w15="http://schemas.microsoft.com/office/word/2012/wordml" xmlns:w16cex="http://schemas.microsoft.com/office/word/2018/wordml/cex" xmlns:w16cid="http://schemas.microsoft.com/office/word/2016/wordml/cid" xmlns:w16="http://schemas.microsoft.com/office/word/2018/wordml" xmlns:w16se="http://schemas.microsoft.com/office/word/2015/wordml/symex" mc:Ignorable="w14 w15 w16se w16cid w16 w16cex">
   <w:docDefaults>
     <w:rPrDefault>
       <w:rPr>
@@ -9808,28 +9934,28 @@
 </file>
 
 <file path=customXml/item1.xml><?xml version="1.0" encoding="utf-8"?>
-<b:Sources xmlns:b="http://schemas.openxmlformats.org/officeDocument/2006/bibliography" xmlns="http://schemas.openxmlformats.org/officeDocument/2006/bibliography" SelectedStyle="\APASixthEditionOfficeOnline.xsl" StyleName="APA" Version="6"/>
-</file>
-
-<file path=customXml/item2.xml><?xml version="1.0" encoding="utf-8"?>
 <go:gDocsCustomXmlDataStorage xmlns:go="http://customooxmlschemas.google.com/" xmlns:r="http://schemas.openxmlformats.org/officeDocument/2006/relationships">
   <go:docsCustomData xmlns:go="http://customooxmlschemas.google.com/" roundtripDataSignature="AMtx7mjOo5IvfMDsEeSJsjl/q7vJCU49aQ==">AMUW2mVCuP375RghqrajpI5XcCQmvJXaOj6OxyL7TEN+6TWMPQNXlshkA3zmJst/CSHu4iep2f5lxqQ0q1nA+upfZQddvJ3tYN+XVv/FF7VGbOqTSHO4pSM=</go:docsCustomData>
 </go:gDocsCustomXmlDataStorage>
 </file>
 
-<file path=customXml/itemProps1.xml><?xml version="1.0" encoding="utf-8"?>
-<ds:datastoreItem xmlns:ds="http://schemas.openxmlformats.org/officeDocument/2006/customXml" ds:itemID="{BEC0AC00-27D8-40BA-8F2F-1DE64B6C4AD4}">
-  <ds:schemaRefs>
-    <ds:schemaRef ds:uri="http://schemas.openxmlformats.org/officeDocument/2006/bibliography"/>
-  </ds:schemaRefs>
-</ds:datastoreItem>
+<file path=customXml/item2.xml><?xml version="1.0" encoding="utf-8"?>
+<b:Sources xmlns:b="http://schemas.openxmlformats.org/officeDocument/2006/bibliography" xmlns="http://schemas.openxmlformats.org/officeDocument/2006/bibliography" SelectedStyle="\APASixthEditionOfficeOnline.xsl" StyleName="APA" Version="6"/>
 </file>
 
-<file path=customXml/itemProps2.xml><?xml version="1.0" encoding="utf-8"?>
+<file path=customXml/itemProps1.xml><?xml version="1.0" encoding="utf-8"?>
 <ds:datastoreItem xmlns:ds="http://schemas.openxmlformats.org/officeDocument/2006/customXml" ds:itemID="{11111111-1234-1234-1234-123412341234}">
   <ds:schemaRefs>
     <ds:schemaRef ds:uri="http://customooxmlschemas.google.com/"/>
     <ds:schemaRef ds:uri="http://schemas.openxmlformats.org/officeDocument/2006/relationships"/>
   </ds:schemaRefs>
 </ds:datastoreItem>
+</file>
+
+<file path=customXml/itemProps2.xml><?xml version="1.0" encoding="utf-8"?>
+<ds:datastoreItem xmlns:ds="http://schemas.openxmlformats.org/officeDocument/2006/customXml" ds:itemID="{BEC0AC00-27D8-40BA-8F2F-1DE64B6C4AD4}">
+  <ds:schemaRefs>
+    <ds:schemaRef ds:uri="http://schemas.openxmlformats.org/officeDocument/2006/bibliography"/>
+  </ds:schemaRefs>
+</ds:datastoreItem>
 </file>